--- a/lab3/lab3.docx
+++ b/lab3/lab3.docx
@@ -379,23 +379,13 @@
           <w:szCs w:val="28"/>
         </w:rPr>
       </w:pPr>
-      <w:proofErr w:type="spellStart"/>
-      <w:r>
-        <w:rPr>
-          <w:rFonts w:asciiTheme="minorHAnsi" w:eastAsia="Arial" w:hAnsiTheme="minorHAnsi" w:cstheme="minorHAnsi"/>
-          <w:sz w:val="28"/>
-          <w:szCs w:val="28"/>
-        </w:rPr>
-        <w:t>Левуш</w:t>
-      </w:r>
-      <w:proofErr w:type="spellEnd"/>
-      <w:r>
-        <w:rPr>
-          <w:rFonts w:asciiTheme="minorHAnsi" w:eastAsia="Arial" w:hAnsiTheme="minorHAnsi" w:cstheme="minorHAnsi"/>
-          <w:sz w:val="28"/>
-          <w:szCs w:val="28"/>
-        </w:rPr>
-        <w:t xml:space="preserve"> Павло Назарович</w:t>
+      <w:r>
+        <w:rPr>
+          <w:rFonts w:asciiTheme="minorHAnsi" w:eastAsia="Arial" w:hAnsiTheme="minorHAnsi" w:cstheme="minorHAnsi"/>
+          <w:sz w:val="28"/>
+          <w:szCs w:val="28"/>
+        </w:rPr>
+        <w:t>Левуш Павло Назарович</w:t>
       </w:r>
     </w:p>
     <w:p>
@@ -614,31 +604,7 @@
           <w:sz w:val="28"/>
           <w:szCs w:val="28"/>
         </w:rPr>
-        <w:t>Крок 1. Створення заголовкового файлу (</w:t>
-      </w:r>
-      <w:proofErr w:type="spellStart"/>
-      <w:r>
-        <w:rPr>
-          <w:rFonts w:asciiTheme="minorHAnsi" w:eastAsia="Arial" w:hAnsiTheme="minorHAnsi" w:cstheme="minorHAnsi"/>
-          <w:b/>
-          <w:bCs/>
-          <w:color w:val="0070C0"/>
-          <w:sz w:val="28"/>
-          <w:szCs w:val="28"/>
-        </w:rPr>
-        <w:t>Dyhotomia_class.h</w:t>
-      </w:r>
-      <w:proofErr w:type="spellEnd"/>
-      <w:r>
-        <w:rPr>
-          <w:rFonts w:asciiTheme="minorHAnsi" w:eastAsia="Arial" w:hAnsiTheme="minorHAnsi" w:cstheme="minorHAnsi"/>
-          <w:b/>
-          <w:bCs/>
-          <w:color w:val="0070C0"/>
-          <w:sz w:val="28"/>
-          <w:szCs w:val="28"/>
-        </w:rPr>
-        <w:t>)</w:t>
+        <w:t>Крок 1. Створення заголовкового файлу (Dyhotomia_class.h)</w:t>
       </w:r>
     </w:p>
     <w:p>
@@ -657,69 +623,15 @@
           <w:sz w:val="28"/>
           <w:szCs w:val="28"/>
         </w:rPr>
-        <w:t xml:space="preserve">Описано клас </w:t>
-      </w:r>
-      <w:proofErr w:type="spellStart"/>
-      <w:r>
-        <w:rPr>
-          <w:rFonts w:asciiTheme="minorHAnsi" w:eastAsia="Arial" w:hAnsiTheme="minorHAnsi" w:cstheme="minorHAnsi"/>
-          <w:sz w:val="28"/>
-          <w:szCs w:val="28"/>
-        </w:rPr>
-        <w:t>Dyhotomia_class</w:t>
-      </w:r>
-      <w:proofErr w:type="spellEnd"/>
-      <w:r>
-        <w:rPr>
-          <w:rFonts w:asciiTheme="minorHAnsi" w:eastAsia="Arial" w:hAnsiTheme="minorHAnsi" w:cstheme="minorHAnsi"/>
-          <w:sz w:val="28"/>
-          <w:szCs w:val="28"/>
-        </w:rPr>
-        <w:t xml:space="preserve"> з приватними полями та публічними методами. Використано принцип інкапсуляції — дані приховані в секції </w:t>
-      </w:r>
-      <w:proofErr w:type="spellStart"/>
-      <w:r>
-        <w:rPr>
-          <w:rFonts w:asciiTheme="minorHAnsi" w:eastAsia="Arial" w:hAnsiTheme="minorHAnsi" w:cstheme="minorHAnsi"/>
-          <w:sz w:val="28"/>
-          <w:szCs w:val="28"/>
-        </w:rPr>
-        <w:t>private</w:t>
-      </w:r>
-      <w:proofErr w:type="spellEnd"/>
-      <w:r>
-        <w:rPr>
-          <w:rFonts w:asciiTheme="minorHAnsi" w:eastAsia="Arial" w:hAnsiTheme="minorHAnsi" w:cstheme="minorHAnsi"/>
-          <w:sz w:val="28"/>
-          <w:szCs w:val="28"/>
-        </w:rPr>
-        <w:t xml:space="preserve">, доступ до них реалізований через </w:t>
-      </w:r>
-      <w:proofErr w:type="spellStart"/>
-      <w:r>
-        <w:rPr>
-          <w:rFonts w:asciiTheme="minorHAnsi" w:eastAsia="Arial" w:hAnsiTheme="minorHAnsi" w:cstheme="minorHAnsi"/>
-          <w:sz w:val="28"/>
-          <w:szCs w:val="28"/>
-        </w:rPr>
-        <w:t>pub</w:t>
-      </w:r>
-      <w:r>
-        <w:rPr>
-          <w:rFonts w:asciiTheme="minorHAnsi" w:eastAsia="Arial" w:hAnsiTheme="minorHAnsi" w:cstheme="minorHAnsi"/>
-          <w:sz w:val="28"/>
-          <w:szCs w:val="28"/>
-        </w:rPr>
-        <w:t>lic</w:t>
-      </w:r>
-      <w:proofErr w:type="spellEnd"/>
-      <w:r>
-        <w:rPr>
-          <w:rFonts w:asciiTheme="minorHAnsi" w:eastAsia="Arial" w:hAnsiTheme="minorHAnsi" w:cstheme="minorHAnsi"/>
-          <w:sz w:val="28"/>
-          <w:szCs w:val="28"/>
-        </w:rPr>
-        <w:t xml:space="preserve"> методи.</w:t>
+        <w:t>Описано клас Dyhotomia_class з приватними полями та публічними методами. Використано принцип інкапсуляції — дані приховані в секції private, доступ до них реалізований через pub</w:t>
+      </w:r>
+      <w:r>
+        <w:rPr>
+          <w:rFonts w:asciiTheme="minorHAnsi" w:eastAsia="Arial" w:hAnsiTheme="minorHAnsi" w:cstheme="minorHAnsi"/>
+          <w:sz w:val="28"/>
+          <w:szCs w:val="28"/>
+        </w:rPr>
+        <w:t>lic методи.</w:t>
       </w:r>
     </w:p>
     <w:p>
@@ -872,43 +784,7 @@
           <w:sz w:val="28"/>
           <w:szCs w:val="28"/>
         </w:rPr>
-        <w:t xml:space="preserve">• </w:t>
-      </w:r>
-      <w:proofErr w:type="spellStart"/>
-      <w:r>
-        <w:rPr>
-          <w:rFonts w:asciiTheme="minorHAnsi" w:eastAsia="Arial" w:hAnsiTheme="minorHAnsi" w:cstheme="minorHAnsi"/>
-          <w:sz w:val="28"/>
-          <w:szCs w:val="28"/>
-        </w:rPr>
-        <w:t>setVolumes</w:t>
-      </w:r>
-      <w:proofErr w:type="spellEnd"/>
-      <w:r>
-        <w:rPr>
-          <w:rFonts w:asciiTheme="minorHAnsi" w:eastAsia="Arial" w:hAnsiTheme="minorHAnsi" w:cstheme="minorHAnsi"/>
-          <w:sz w:val="28"/>
-          <w:szCs w:val="28"/>
-        </w:rPr>
-        <w:t xml:space="preserve">() та </w:t>
-      </w:r>
-      <w:proofErr w:type="spellStart"/>
-      <w:r>
-        <w:rPr>
-          <w:rFonts w:asciiTheme="minorHAnsi" w:eastAsia="Arial" w:hAnsiTheme="minorHAnsi" w:cstheme="minorHAnsi"/>
-          <w:sz w:val="28"/>
-          <w:szCs w:val="28"/>
-        </w:rPr>
-        <w:t>setTolerance</w:t>
-      </w:r>
-      <w:proofErr w:type="spellEnd"/>
-      <w:r>
-        <w:rPr>
-          <w:rFonts w:asciiTheme="minorHAnsi" w:eastAsia="Arial" w:hAnsiTheme="minorHAnsi" w:cstheme="minorHAnsi"/>
-          <w:sz w:val="28"/>
-          <w:szCs w:val="28"/>
-        </w:rPr>
-        <w:t>() — для задання параметрів</w:t>
+        <w:t>• setVolumes() та setTolerance() — для задання параметрів</w:t>
       </w:r>
     </w:p>
     <w:p>
@@ -928,25 +804,7 @@
           <w:szCs w:val="28"/>
         </w:rPr>
         <w:lastRenderedPageBreak/>
-        <w:t xml:space="preserve">• f(x) — рівняння варіанту 7: f(x) = x - 2 + </w:t>
-      </w:r>
-      <w:proofErr w:type="spellStart"/>
-      <w:r>
-        <w:rPr>
-          <w:rFonts w:asciiTheme="minorHAnsi" w:eastAsia="Arial" w:hAnsiTheme="minorHAnsi" w:cstheme="minorHAnsi"/>
-          <w:sz w:val="28"/>
-          <w:szCs w:val="28"/>
-        </w:rPr>
-        <w:t>sin</w:t>
-      </w:r>
-      <w:proofErr w:type="spellEnd"/>
-      <w:r>
-        <w:rPr>
-          <w:rFonts w:asciiTheme="minorHAnsi" w:eastAsia="Arial" w:hAnsiTheme="minorHAnsi" w:cstheme="minorHAnsi"/>
-          <w:sz w:val="28"/>
-          <w:szCs w:val="28"/>
-        </w:rPr>
-        <w:t>(1/x)</w:t>
+        <w:t>• f(x) — рівняння варіанту 7: f(x) = x - 2 + sin(1/x)</w:t>
       </w:r>
     </w:p>
     <w:p>
@@ -965,43 +823,15 @@
           <w:sz w:val="28"/>
           <w:szCs w:val="28"/>
         </w:rPr>
-        <w:t xml:space="preserve">• </w:t>
-      </w:r>
-      <w:proofErr w:type="spellStart"/>
-      <w:r>
-        <w:rPr>
-          <w:rFonts w:asciiTheme="minorHAnsi" w:eastAsia="Arial" w:hAnsiTheme="minorHAnsi" w:cstheme="minorHAnsi"/>
-          <w:sz w:val="28"/>
-          <w:szCs w:val="28"/>
-        </w:rPr>
-        <w:t>df</w:t>
-      </w:r>
-      <w:proofErr w:type="spellEnd"/>
-      <w:r>
-        <w:rPr>
-          <w:rFonts w:asciiTheme="minorHAnsi" w:eastAsia="Arial" w:hAnsiTheme="minorHAnsi" w:cstheme="minorHAnsi"/>
-          <w:sz w:val="28"/>
-          <w:szCs w:val="28"/>
-        </w:rPr>
-        <w:t xml:space="preserve">(x) — похідна: f'(x) = 1 - </w:t>
-      </w:r>
-      <w:proofErr w:type="spellStart"/>
-      <w:r>
-        <w:rPr>
-          <w:rFonts w:asciiTheme="minorHAnsi" w:eastAsia="Arial" w:hAnsiTheme="minorHAnsi" w:cstheme="minorHAnsi"/>
-          <w:sz w:val="28"/>
-          <w:szCs w:val="28"/>
-        </w:rPr>
-        <w:t>cos</w:t>
-      </w:r>
-      <w:proofErr w:type="spellEnd"/>
-      <w:r>
-        <w:rPr>
-          <w:rFonts w:asciiTheme="minorHAnsi" w:eastAsia="Arial" w:hAnsiTheme="minorHAnsi" w:cstheme="minorHAnsi"/>
-          <w:sz w:val="28"/>
-          <w:szCs w:val="28"/>
-        </w:rPr>
-        <w:t>(1/x) / x²</w:t>
+        <w:t xml:space="preserve">• df(x) — похідна: f'(x) = 1 - </w:t>
+      </w:r>
+      <w:r>
+        <w:rPr>
+          <w:rFonts w:asciiTheme="minorHAnsi" w:eastAsia="Arial" w:hAnsiTheme="minorHAnsi" w:cstheme="minorHAnsi"/>
+          <w:sz w:val="28"/>
+          <w:szCs w:val="28"/>
+        </w:rPr>
+        <w:t>cos(1/x) / x²</w:t>
       </w:r>
     </w:p>
     <w:p>
@@ -1020,25 +850,7 @@
           <w:sz w:val="28"/>
           <w:szCs w:val="28"/>
         </w:rPr>
-        <w:t xml:space="preserve">• </w:t>
-      </w:r>
-      <w:proofErr w:type="spellStart"/>
-      <w:r>
-        <w:rPr>
-          <w:rFonts w:asciiTheme="minorHAnsi" w:eastAsia="Arial" w:hAnsiTheme="minorHAnsi" w:cstheme="minorHAnsi"/>
-          <w:sz w:val="28"/>
-          <w:szCs w:val="28"/>
-        </w:rPr>
-        <w:t>solve_dyhotomia</w:t>
-      </w:r>
-      <w:proofErr w:type="spellEnd"/>
-      <w:r>
-        <w:rPr>
-          <w:rFonts w:asciiTheme="minorHAnsi" w:eastAsia="Arial" w:hAnsiTheme="minorHAnsi" w:cstheme="minorHAnsi"/>
-          <w:sz w:val="28"/>
-          <w:szCs w:val="28"/>
-        </w:rPr>
-        <w:t>() — метод дихотомії</w:t>
+        <w:t>• solve_dyhotomia() — метод дихотомії</w:t>
       </w:r>
     </w:p>
     <w:p>
@@ -1057,25 +869,7 @@
           <w:sz w:val="28"/>
           <w:szCs w:val="28"/>
         </w:rPr>
-        <w:t xml:space="preserve">• </w:t>
-      </w:r>
-      <w:proofErr w:type="spellStart"/>
-      <w:r>
-        <w:rPr>
-          <w:rFonts w:asciiTheme="minorHAnsi" w:eastAsia="Arial" w:hAnsiTheme="minorHAnsi" w:cstheme="minorHAnsi"/>
-          <w:sz w:val="28"/>
-          <w:szCs w:val="28"/>
-        </w:rPr>
-        <w:t>solve_newton</w:t>
-      </w:r>
-      <w:proofErr w:type="spellEnd"/>
-      <w:r>
-        <w:rPr>
-          <w:rFonts w:asciiTheme="minorHAnsi" w:eastAsia="Arial" w:hAnsiTheme="minorHAnsi" w:cstheme="minorHAnsi"/>
-          <w:sz w:val="28"/>
-          <w:szCs w:val="28"/>
-        </w:rPr>
-        <w:t>() — метод Ньютона (дотичних)</w:t>
+        <w:t>• solve_newton() — метод Ньютона (дотичних)</w:t>
       </w:r>
     </w:p>
     <w:p>
@@ -1088,18 +882,28 @@
           <w:szCs w:val="28"/>
         </w:rPr>
       </w:pPr>
-      <w:r>
-        <w:rPr>
-          <w:rFonts w:asciiTheme="minorHAnsi" w:hAnsiTheme="minorHAnsi" w:cstheme="minorHAnsi"/>
-          <w:noProof/>
+    </w:p>
+    <w:p>
+      <w:pPr>
+        <w:spacing w:after="100"/>
+        <w:jc w:val="center"/>
+        <w:rPr>
+          <w:rFonts w:asciiTheme="minorHAnsi" w:hAnsiTheme="minorHAnsi" w:cstheme="minorHAnsi"/>
+          <w:sz w:val="28"/>
+          <w:szCs w:val="28"/>
+        </w:rPr>
+      </w:pPr>
+      <w:r>
+        <w:rPr>
+          <w:rFonts w:asciiTheme="minorHAnsi" w:hAnsiTheme="minorHAnsi" w:cstheme="minorHAnsi"/>
           <w:sz w:val="28"/>
           <w:szCs w:val="28"/>
         </w:rPr>
         <w:drawing>
-          <wp:inline distT="0" distB="0" distL="0" distR="0" wp14:anchorId="7A43D499" wp14:editId="4486DDD0">
-            <wp:extent cx="3966460" cy="7727950"/>
-            <wp:effectExtent l="0" t="0" r="0" b="6350"/>
-            <wp:docPr id="8" name="Рисунок 8"/>
+          <wp:inline distT="0" distB="0" distL="0" distR="0" wp14:anchorId="34B1D10A" wp14:editId="4405E316">
+            <wp:extent cx="3191912" cy="7429500"/>
+            <wp:effectExtent l="0" t="0" r="8890" b="0"/>
+            <wp:docPr id="10" name="Рисунок 10"/>
             <wp:cNvGraphicFramePr>
               <a:graphicFrameLocks xmlns:a="http://schemas.openxmlformats.org/drawingml/2006/main" noChangeAspect="1"/>
             </wp:cNvGraphicFramePr>
@@ -1107,167 +911,22 @@
               <a:graphicData uri="http://schemas.openxmlformats.org/drawingml/2006/picture">
                 <pic:pic xmlns:pic="http://schemas.openxmlformats.org/drawingml/2006/picture">
                   <pic:nvPicPr>
-                    <pic:cNvPr id="0" name="Picture 7"/>
-                    <pic:cNvPicPr>
-                      <a:picLocks noChangeAspect="1" noChangeArrowheads="1"/>
-                    </pic:cNvPicPr>
-                  </pic:nvPicPr>
-                  <pic:blipFill>
-                    <a:blip r:embed="rId6">
-                      <a:extLst>
-                        <a:ext uri="{28A0092B-C50C-407E-A947-70E740481C1C}">
-                          <a14:useLocalDpi xmlns:a14="http://schemas.microsoft.com/office/drawing/2010/main" val="0"/>
-                        </a:ext>
-                      </a:extLst>
-                    </a:blip>
-                    <a:srcRect/>
-                    <a:stretch>
-                      <a:fillRect/>
-                    </a:stretch>
-                  </pic:blipFill>
-                  <pic:spPr bwMode="auto">
-                    <a:xfrm>
-                      <a:off x="0" y="0"/>
-                      <a:ext cx="3982767" cy="7759721"/>
-                    </a:xfrm>
-                    <a:prstGeom prst="rect">
-                      <a:avLst/>
-                    </a:prstGeom>
-                    <a:noFill/>
-                    <a:ln>
-                      <a:noFill/>
-                    </a:ln>
-                  </pic:spPr>
-                </pic:pic>
-              </a:graphicData>
-            </a:graphic>
-          </wp:inline>
-        </w:drawing>
-      </w:r>
-    </w:p>
-    <w:p>
-      <w:pPr>
-        <w:spacing w:before="200" w:after="100"/>
-        <w:rPr>
-          <w:rFonts w:asciiTheme="minorHAnsi" w:hAnsiTheme="minorHAnsi" w:cstheme="minorHAnsi"/>
-          <w:sz w:val="28"/>
-          <w:szCs w:val="28"/>
-        </w:rPr>
-      </w:pPr>
-      <w:r>
-        <w:rPr>
-          <w:rFonts w:asciiTheme="minorHAnsi" w:eastAsia="Arial" w:hAnsiTheme="minorHAnsi" w:cstheme="minorHAnsi"/>
-          <w:b/>
-          <w:bCs/>
-          <w:color w:val="0070C0"/>
-          <w:sz w:val="28"/>
-          <w:szCs w:val="28"/>
-        </w:rPr>
-        <w:lastRenderedPageBreak/>
-        <w:t>К</w:t>
-      </w:r>
-      <w:r>
-        <w:rPr>
-          <w:rFonts w:asciiTheme="minorHAnsi" w:eastAsia="Arial" w:hAnsiTheme="minorHAnsi" w:cstheme="minorHAnsi"/>
-          <w:b/>
-          <w:bCs/>
-          <w:color w:val="0070C0"/>
-          <w:sz w:val="28"/>
-          <w:szCs w:val="28"/>
-        </w:rPr>
-        <w:t>рок 3. Основна програма (main.cpp)</w:t>
-      </w:r>
-    </w:p>
-    <w:p>
-      <w:pPr>
-        <w:spacing w:after="100"/>
-        <w:jc w:val="both"/>
-        <w:rPr>
-          <w:rFonts w:asciiTheme="minorHAnsi" w:hAnsiTheme="minorHAnsi" w:cstheme="minorHAnsi"/>
-          <w:sz w:val="28"/>
-          <w:szCs w:val="28"/>
-        </w:rPr>
-      </w:pPr>
-      <w:r>
-        <w:rPr>
-          <w:rFonts w:asciiTheme="minorHAnsi" w:eastAsia="Arial" w:hAnsiTheme="minorHAnsi" w:cstheme="minorHAnsi"/>
-          <w:sz w:val="28"/>
-          <w:szCs w:val="28"/>
-        </w:rPr>
-        <w:t xml:space="preserve">Реалізовано створення об'єкту класу через оператор </w:t>
-      </w:r>
-      <w:proofErr w:type="spellStart"/>
-      <w:r>
-        <w:rPr>
-          <w:rFonts w:asciiTheme="minorHAnsi" w:eastAsia="Arial" w:hAnsiTheme="minorHAnsi" w:cstheme="minorHAnsi"/>
-          <w:sz w:val="28"/>
-          <w:szCs w:val="28"/>
-        </w:rPr>
-        <w:t>new</w:t>
-      </w:r>
-      <w:proofErr w:type="spellEnd"/>
-      <w:r>
-        <w:rPr>
-          <w:rFonts w:asciiTheme="minorHAnsi" w:eastAsia="Arial" w:hAnsiTheme="minorHAnsi" w:cstheme="minorHAnsi"/>
-          <w:sz w:val="28"/>
-          <w:szCs w:val="28"/>
-        </w:rPr>
-        <w:t>, задання параметрів та виклик обох методів розв'язку.</w:t>
-      </w:r>
-    </w:p>
-    <w:p>
-      <w:pPr>
-        <w:jc w:val="center"/>
-        <w:rPr>
-          <w:rFonts w:asciiTheme="minorHAnsi" w:hAnsiTheme="minorHAnsi" w:cstheme="minorHAnsi"/>
-          <w:sz w:val="28"/>
-          <w:szCs w:val="28"/>
-        </w:rPr>
-      </w:pPr>
-      <w:r>
-        <w:rPr>
-          <w:rFonts w:asciiTheme="minorHAnsi" w:hAnsiTheme="minorHAnsi" w:cstheme="minorHAnsi"/>
-          <w:noProof/>
-          <w:sz w:val="28"/>
-          <w:szCs w:val="28"/>
-        </w:rPr>
-        <w:drawing>
-          <wp:inline distT="0" distB="0" distL="0" distR="0" wp14:anchorId="2DF4DB73" wp14:editId="795F878E">
-            <wp:extent cx="5107788" cy="3454400"/>
-            <wp:effectExtent l="0" t="0" r="0" b="0"/>
-            <wp:docPr id="5" name="Рисунок 5"/>
-            <wp:cNvGraphicFramePr>
-              <a:graphicFrameLocks xmlns:a="http://schemas.openxmlformats.org/drawingml/2006/main" noChangeAspect="1"/>
-            </wp:cNvGraphicFramePr>
-            <a:graphic xmlns:a="http://schemas.openxmlformats.org/drawingml/2006/main">
-              <a:graphicData uri="http://schemas.openxmlformats.org/drawingml/2006/picture">
-                <pic:pic xmlns:pic="http://schemas.openxmlformats.org/drawingml/2006/picture">
-                  <pic:nvPicPr>
-                    <pic:cNvPr id="0" name="Picture 4"/>
-                    <pic:cNvPicPr>
-                      <a:picLocks noChangeAspect="1" noChangeArrowheads="1"/>
-                    </pic:cNvPicPr>
+                    <pic:cNvPr id="1" name=""/>
+                    <pic:cNvPicPr/>
                   </pic:nvPicPr>
                   <pic:blipFill rotWithShape="1">
-                    <a:blip r:embed="rId7">
-                      <a:extLst>
-                        <a:ext uri="{28A0092B-C50C-407E-A947-70E740481C1C}">
-                          <a14:useLocalDpi xmlns:a14="http://schemas.microsoft.com/office/drawing/2010/main" val="0"/>
-                        </a:ext>
-                      </a:extLst>
-                    </a:blip>
-                    <a:srcRect b="26322"/>
+                    <a:blip r:embed="rId6"/>
+                    <a:srcRect b="7866"/>
                     <a:stretch/>
                   </pic:blipFill>
                   <pic:spPr bwMode="auto">
                     <a:xfrm>
                       <a:off x="0" y="0"/>
-                      <a:ext cx="5129086" cy="3468804"/>
+                      <a:ext cx="3209269" cy="7469901"/>
                     </a:xfrm>
                     <a:prstGeom prst="rect">
                       <a:avLst/>
                     </a:prstGeom>
-                    <a:noFill/>
                     <a:ln>
                       <a:noFill/>
                     </a:ln>
@@ -1302,7 +961,19 @@
           <w:sz w:val="28"/>
           <w:szCs w:val="28"/>
         </w:rPr>
-        <w:t>Крок 4. Результат виконання програми</w:t>
+        <w:lastRenderedPageBreak/>
+        <w:t>К</w:t>
+      </w:r>
+      <w:r>
+        <w:rPr>
+          <w:rFonts w:asciiTheme="minorHAnsi" w:eastAsia="Arial" w:hAnsiTheme="minorHAnsi" w:cstheme="minorHAnsi"/>
+          <w:b/>
+          <w:bCs/>
+          <w:color w:val="0070C0"/>
+          <w:sz w:val="28"/>
+          <w:szCs w:val="28"/>
+        </w:rPr>
+        <w:t>рок 3. Основна програма (main.cpp)</w:t>
       </w:r>
     </w:p>
     <w:p>
@@ -1310,66 +981,19 @@
         <w:spacing w:after="100"/>
         <w:jc w:val="both"/>
         <w:rPr>
-          <w:rFonts w:asciiTheme="minorHAnsi" w:eastAsia="Arial" w:hAnsiTheme="minorHAnsi" w:cstheme="minorHAnsi"/>
-          <w:sz w:val="28"/>
-          <w:szCs w:val="28"/>
-        </w:rPr>
-      </w:pPr>
-      <w:r>
-        <w:rPr>
-          <w:rFonts w:asciiTheme="minorHAnsi" w:eastAsia="Arial" w:hAnsiTheme="minorHAnsi" w:cstheme="minorHAnsi"/>
-          <w:sz w:val="28"/>
-          <w:szCs w:val="28"/>
-        </w:rPr>
-        <w:t xml:space="preserve">Програму </w:t>
-      </w:r>
-      <w:proofErr w:type="spellStart"/>
-      <w:r>
-        <w:rPr>
-          <w:rFonts w:asciiTheme="minorHAnsi" w:eastAsia="Arial" w:hAnsiTheme="minorHAnsi" w:cstheme="minorHAnsi"/>
-          <w:sz w:val="28"/>
-          <w:szCs w:val="28"/>
-        </w:rPr>
-        <w:t>скомпільовано</w:t>
-      </w:r>
-      <w:proofErr w:type="spellEnd"/>
-      <w:r>
-        <w:rPr>
-          <w:rFonts w:asciiTheme="minorHAnsi" w:eastAsia="Arial" w:hAnsiTheme="minorHAnsi" w:cstheme="minorHAnsi"/>
-          <w:sz w:val="28"/>
-          <w:szCs w:val="28"/>
-        </w:rPr>
-        <w:t xml:space="preserve"> та запущено. Обидва методи дали близькі результати для кореня рівняння f(x) = x - 2 + </w:t>
-      </w:r>
-      <w:proofErr w:type="spellStart"/>
-      <w:r>
-        <w:rPr>
-          <w:rFonts w:asciiTheme="minorHAnsi" w:eastAsia="Arial" w:hAnsiTheme="minorHAnsi" w:cstheme="minorHAnsi"/>
-          <w:sz w:val="28"/>
-          <w:szCs w:val="28"/>
-        </w:rPr>
-        <w:t>sin</w:t>
-      </w:r>
-      <w:proofErr w:type="spellEnd"/>
-      <w:r>
-        <w:rPr>
-          <w:rFonts w:asciiTheme="minorHAnsi" w:eastAsia="Arial" w:hAnsiTheme="minorHAnsi" w:cstheme="minorHAnsi"/>
-          <w:sz w:val="28"/>
-          <w:szCs w:val="28"/>
-        </w:rPr>
-        <w:t>(1/x) на проміжку [0.9; 2]:</w:t>
-      </w:r>
-    </w:p>
-    <w:p>
-      <w:pPr>
-        <w:spacing w:after="100"/>
-        <w:jc w:val="both"/>
-        <w:rPr>
-          <w:rFonts w:asciiTheme="minorHAnsi" w:hAnsiTheme="minorHAnsi" w:cstheme="minorHAnsi"/>
-          <w:sz w:val="28"/>
-          <w:szCs w:val="28"/>
-        </w:rPr>
-      </w:pPr>
+          <w:rFonts w:asciiTheme="minorHAnsi" w:hAnsiTheme="minorHAnsi" w:cstheme="minorHAnsi"/>
+          <w:sz w:val="28"/>
+          <w:szCs w:val="28"/>
+        </w:rPr>
+      </w:pPr>
+      <w:r>
+        <w:rPr>
+          <w:rFonts w:asciiTheme="minorHAnsi" w:eastAsia="Arial" w:hAnsiTheme="minorHAnsi" w:cstheme="minorHAnsi"/>
+          <w:sz w:val="28"/>
+          <w:szCs w:val="28"/>
+        </w:rPr>
+        <w:t>Реалізовано створення об'єкту класу через оператор new, задання параметрів та виклик обох методів розв'язку.</w:t>
+      </w:r>
     </w:p>
     <w:p>
       <w:pPr>
@@ -1383,15 +1007,14 @@
       <w:r>
         <w:rPr>
           <w:rFonts w:asciiTheme="minorHAnsi" w:hAnsiTheme="minorHAnsi" w:cstheme="minorHAnsi"/>
-          <w:noProof/>
           <w:sz w:val="28"/>
           <w:szCs w:val="28"/>
         </w:rPr>
         <w:drawing>
-          <wp:inline distT="0" distB="0" distL="0" distR="0" wp14:anchorId="3CFD160F" wp14:editId="1932C4DC">
-            <wp:extent cx="4838700" cy="1098550"/>
-            <wp:effectExtent l="0" t="0" r="0" b="6350"/>
-            <wp:docPr id="7" name="Рисунок 7"/>
+          <wp:inline distT="0" distB="0" distL="0" distR="0" wp14:anchorId="3A4B3B79" wp14:editId="7335591C">
+            <wp:extent cx="4572638" cy="3562847"/>
+            <wp:effectExtent l="0" t="0" r="0" b="0"/>
+            <wp:docPr id="11" name="Рисунок 11"/>
             <wp:cNvGraphicFramePr>
               <a:graphicFrameLocks xmlns:a="http://schemas.openxmlformats.org/drawingml/2006/main" noChangeAspect="1"/>
             </wp:cNvGraphicFramePr>
@@ -1399,36 +1022,23 @@
               <a:graphicData uri="http://schemas.openxmlformats.org/drawingml/2006/picture">
                 <pic:pic xmlns:pic="http://schemas.openxmlformats.org/drawingml/2006/picture">
                   <pic:nvPicPr>
-                    <pic:cNvPr id="0" name="Picture 6"/>
-                    <pic:cNvPicPr>
-                      <a:picLocks noChangeAspect="1" noChangeArrowheads="1"/>
-                    </pic:cNvPicPr>
+                    <pic:cNvPr id="1" name=""/>
+                    <pic:cNvPicPr/>
                   </pic:nvPicPr>
                   <pic:blipFill>
-                    <a:blip r:embed="rId8">
-                      <a:extLst>
-                        <a:ext uri="{28A0092B-C50C-407E-A947-70E740481C1C}">
-                          <a14:useLocalDpi xmlns:a14="http://schemas.microsoft.com/office/drawing/2010/main" val="0"/>
-                        </a:ext>
-                      </a:extLst>
-                    </a:blip>
-                    <a:srcRect/>
+                    <a:blip r:embed="rId7"/>
                     <a:stretch>
                       <a:fillRect/>
                     </a:stretch>
                   </pic:blipFill>
-                  <pic:spPr bwMode="auto">
+                  <pic:spPr>
                     <a:xfrm>
                       <a:off x="0" y="0"/>
-                      <a:ext cx="4838700" cy="1098550"/>
+                      <a:ext cx="4572638" cy="3562847"/>
                     </a:xfrm>
                     <a:prstGeom prst="rect">
                       <a:avLst/>
                     </a:prstGeom>
-                    <a:noFill/>
-                    <a:ln>
-                      <a:noFill/>
-                    </a:ln>
                   </pic:spPr>
                 </pic:pic>
               </a:graphicData>
@@ -1455,9 +1065,100 @@
           <w:sz w:val="28"/>
           <w:szCs w:val="28"/>
         </w:rPr>
-        <w:t xml:space="preserve">Крок 5. </w:t>
-      </w:r>
-      <w:proofErr w:type="spellStart"/>
+        <w:t>Крок 4. Результат виконання програми</w:t>
+      </w:r>
+    </w:p>
+    <w:p>
+      <w:pPr>
+        <w:spacing w:after="100"/>
+        <w:jc w:val="both"/>
+        <w:rPr>
+          <w:rFonts w:asciiTheme="minorHAnsi" w:eastAsia="Arial" w:hAnsiTheme="minorHAnsi" w:cstheme="minorHAnsi"/>
+          <w:sz w:val="28"/>
+          <w:szCs w:val="28"/>
+        </w:rPr>
+      </w:pPr>
+      <w:r>
+        <w:rPr>
+          <w:rFonts w:asciiTheme="minorHAnsi" w:eastAsia="Arial" w:hAnsiTheme="minorHAnsi" w:cstheme="minorHAnsi"/>
+          <w:sz w:val="28"/>
+          <w:szCs w:val="28"/>
+        </w:rPr>
+        <w:t>Програму скомпільовано та запущено. Обидва методи дали близькі результати для кореня рівняння f(x) = x - 2 + sin(1/x) на проміжку [0.9; 2]:</w:t>
+      </w:r>
+    </w:p>
+    <w:p>
+      <w:pPr>
+        <w:spacing w:after="100"/>
+        <w:jc w:val="both"/>
+        <w:rPr>
+          <w:rFonts w:asciiTheme="minorHAnsi" w:hAnsiTheme="minorHAnsi" w:cstheme="minorHAnsi"/>
+          <w:sz w:val="28"/>
+          <w:szCs w:val="28"/>
+        </w:rPr>
+      </w:pPr>
+    </w:p>
+    <w:p>
+      <w:pPr>
+        <w:jc w:val="center"/>
+        <w:rPr>
+          <w:rFonts w:asciiTheme="minorHAnsi" w:hAnsiTheme="minorHAnsi" w:cstheme="minorHAnsi"/>
+          <w:sz w:val="28"/>
+          <w:szCs w:val="28"/>
+        </w:rPr>
+      </w:pPr>
+      <w:r>
+        <w:rPr>
+          <w:rFonts w:asciiTheme="minorHAnsi" w:hAnsiTheme="minorHAnsi" w:cstheme="minorHAnsi"/>
+          <w:sz w:val="28"/>
+          <w:szCs w:val="28"/>
+        </w:rPr>
+        <w:drawing>
+          <wp:inline distT="0" distB="0" distL="0" distR="0" wp14:anchorId="5829D494" wp14:editId="57CD2814">
+            <wp:extent cx="3839111" cy="762106"/>
+            <wp:effectExtent l="0" t="0" r="9525" b="0"/>
+            <wp:docPr id="9" name="Рисунок 9"/>
+            <wp:cNvGraphicFramePr>
+              <a:graphicFrameLocks xmlns:a="http://schemas.openxmlformats.org/drawingml/2006/main" noChangeAspect="1"/>
+            </wp:cNvGraphicFramePr>
+            <a:graphic xmlns:a="http://schemas.openxmlformats.org/drawingml/2006/main">
+              <a:graphicData uri="http://schemas.openxmlformats.org/drawingml/2006/picture">
+                <pic:pic xmlns:pic="http://schemas.openxmlformats.org/drawingml/2006/picture">
+                  <pic:nvPicPr>
+                    <pic:cNvPr id="1" name=""/>
+                    <pic:cNvPicPr/>
+                  </pic:nvPicPr>
+                  <pic:blipFill>
+                    <a:blip r:embed="rId8"/>
+                    <a:stretch>
+                      <a:fillRect/>
+                    </a:stretch>
+                  </pic:blipFill>
+                  <pic:spPr>
+                    <a:xfrm>
+                      <a:off x="0" y="0"/>
+                      <a:ext cx="3839111" cy="762106"/>
+                    </a:xfrm>
+                    <a:prstGeom prst="rect">
+                      <a:avLst/>
+                    </a:prstGeom>
+                  </pic:spPr>
+                </pic:pic>
+              </a:graphicData>
+            </a:graphic>
+          </wp:inline>
+        </w:drawing>
+      </w:r>
+    </w:p>
+    <w:p>
+      <w:pPr>
+        <w:spacing w:before="200" w:after="100"/>
+        <w:rPr>
+          <w:rFonts w:asciiTheme="minorHAnsi" w:hAnsiTheme="minorHAnsi" w:cstheme="minorHAnsi"/>
+          <w:sz w:val="28"/>
+          <w:szCs w:val="28"/>
+        </w:rPr>
+      </w:pPr>
       <w:r>
         <w:rPr>
           <w:rFonts w:asciiTheme="minorHAnsi" w:eastAsia="Arial" w:hAnsiTheme="minorHAnsi" w:cstheme="minorHAnsi"/>
@@ -1467,9 +1168,8 @@
           <w:sz w:val="28"/>
           <w:szCs w:val="28"/>
         </w:rPr>
-        <w:t>GitHub</w:t>
-      </w:r>
-      <w:proofErr w:type="spellEnd"/>
+        <w:t>Крок 5. GitHub</w:t>
+      </w:r>
     </w:p>
     <w:p>
       <w:pPr>
@@ -1481,41 +1181,13 @@
           <w:szCs w:val="28"/>
         </w:rPr>
       </w:pPr>
-      <w:proofErr w:type="spellStart"/>
-      <w:r>
-        <w:rPr>
-          <w:rFonts w:asciiTheme="minorHAnsi" w:eastAsia="Arial" w:hAnsiTheme="minorHAnsi" w:cstheme="minorHAnsi"/>
-          <w:sz w:val="28"/>
-          <w:szCs w:val="28"/>
-        </w:rPr>
-        <w:t>Проєкт</w:t>
-      </w:r>
-      <w:proofErr w:type="spellEnd"/>
-      <w:r>
-        <w:rPr>
-          <w:rFonts w:asciiTheme="minorHAnsi" w:eastAsia="Arial" w:hAnsiTheme="minorHAnsi" w:cstheme="minorHAnsi"/>
-          <w:sz w:val="28"/>
-          <w:szCs w:val="28"/>
-        </w:rPr>
-        <w:t xml:space="preserve"> опубліковано на </w:t>
-      </w:r>
-      <w:proofErr w:type="spellStart"/>
-      <w:r>
-        <w:rPr>
-          <w:rFonts w:asciiTheme="minorHAnsi" w:eastAsia="Arial" w:hAnsiTheme="minorHAnsi" w:cstheme="minorHAnsi"/>
-          <w:sz w:val="28"/>
-          <w:szCs w:val="28"/>
-        </w:rPr>
-        <w:t>GitHub</w:t>
-      </w:r>
-      <w:proofErr w:type="spellEnd"/>
-      <w:r>
-        <w:rPr>
-          <w:rFonts w:asciiTheme="minorHAnsi" w:eastAsia="Arial" w:hAnsiTheme="minorHAnsi" w:cstheme="minorHAnsi"/>
-          <w:sz w:val="28"/>
-          <w:szCs w:val="28"/>
-        </w:rPr>
-        <w:t>.</w:t>
+      <w:r>
+        <w:rPr>
+          <w:rFonts w:asciiTheme="minorHAnsi" w:eastAsia="Arial" w:hAnsiTheme="minorHAnsi" w:cstheme="minorHAnsi"/>
+          <w:sz w:val="28"/>
+          <w:szCs w:val="28"/>
+        </w:rPr>
+        <w:t>Проєкт опубліковано на GitHub.</w:t>
       </w:r>
     </w:p>
     <w:p>
@@ -1582,25 +1254,7 @@
           <w:sz w:val="28"/>
           <w:szCs w:val="28"/>
         </w:rPr>
-        <w:t xml:space="preserve">У роботі було реалізовано власний клас </w:t>
-      </w:r>
-      <w:proofErr w:type="spellStart"/>
-      <w:r>
-        <w:rPr>
-          <w:rFonts w:asciiTheme="minorHAnsi" w:eastAsia="Arial" w:hAnsiTheme="minorHAnsi" w:cstheme="minorHAnsi"/>
-          <w:sz w:val="28"/>
-          <w:szCs w:val="28"/>
-        </w:rPr>
-        <w:t>Dyhotomia_class</w:t>
-      </w:r>
-      <w:proofErr w:type="spellEnd"/>
-      <w:r>
-        <w:rPr>
-          <w:rFonts w:asciiTheme="minorHAnsi" w:eastAsia="Arial" w:hAnsiTheme="minorHAnsi" w:cstheme="minorHAnsi"/>
-          <w:sz w:val="28"/>
-          <w:szCs w:val="28"/>
-        </w:rPr>
-        <w:t xml:space="preserve"> з використанням принципу інкапсуляції. Реалізовано два методи розв'язання нелінійного рівняння — метод дихотомії та метод Ньютона </w:t>
+        <w:t xml:space="preserve">У роботі було реалізовано власний клас Dyhotomia_class з використанням принципу інкапсуляції. Реалізовано два методи розв'язання нелінійного рівняння — метод дихотомії та метод Ньютона (дотичних). Освоєно роботу з класами в C++, конструкторами, </w:t>
       </w:r>
       <w:r>
         <w:rPr>
@@ -1609,87 +1263,15 @@
           <w:szCs w:val="28"/>
         </w:rPr>
         <w:lastRenderedPageBreak/>
-        <w:t>(дотичних). Освоєно роботу з класами в C++, конструкторами, деструктора</w:t>
-      </w:r>
-      <w:r>
-        <w:rPr>
-          <w:rFonts w:asciiTheme="minorHAnsi" w:eastAsia="Arial" w:hAnsiTheme="minorHAnsi" w:cstheme="minorHAnsi"/>
-          <w:sz w:val="28"/>
-          <w:szCs w:val="28"/>
-        </w:rPr>
-        <w:t xml:space="preserve">ми, модифікаторами доступу </w:t>
-      </w:r>
-      <w:proofErr w:type="spellStart"/>
-      <w:r>
-        <w:rPr>
-          <w:rFonts w:asciiTheme="minorHAnsi" w:eastAsia="Arial" w:hAnsiTheme="minorHAnsi" w:cstheme="minorHAnsi"/>
-          <w:sz w:val="28"/>
-          <w:szCs w:val="28"/>
-        </w:rPr>
-        <w:t>public</w:t>
-      </w:r>
-      <w:proofErr w:type="spellEnd"/>
-      <w:r>
-        <w:rPr>
-          <w:rFonts w:asciiTheme="minorHAnsi" w:eastAsia="Arial" w:hAnsiTheme="minorHAnsi" w:cstheme="minorHAnsi"/>
-          <w:sz w:val="28"/>
-          <w:szCs w:val="28"/>
-        </w:rPr>
-        <w:t xml:space="preserve"> та </w:t>
-      </w:r>
-      <w:proofErr w:type="spellStart"/>
-      <w:r>
-        <w:rPr>
-          <w:rFonts w:asciiTheme="minorHAnsi" w:eastAsia="Arial" w:hAnsiTheme="minorHAnsi" w:cstheme="minorHAnsi"/>
-          <w:sz w:val="28"/>
-          <w:szCs w:val="28"/>
-        </w:rPr>
-        <w:t>private</w:t>
-      </w:r>
-      <w:proofErr w:type="spellEnd"/>
-      <w:r>
-        <w:rPr>
-          <w:rFonts w:asciiTheme="minorHAnsi" w:eastAsia="Arial" w:hAnsiTheme="minorHAnsi" w:cstheme="minorHAnsi"/>
-          <w:sz w:val="28"/>
-          <w:szCs w:val="28"/>
-        </w:rPr>
-        <w:t xml:space="preserve">, а також оператором </w:t>
-      </w:r>
-      <w:proofErr w:type="spellStart"/>
-      <w:r>
-        <w:rPr>
-          <w:rFonts w:asciiTheme="minorHAnsi" w:eastAsia="Arial" w:hAnsiTheme="minorHAnsi" w:cstheme="minorHAnsi"/>
-          <w:sz w:val="28"/>
-          <w:szCs w:val="28"/>
-        </w:rPr>
-        <w:t>new</w:t>
-      </w:r>
-      <w:proofErr w:type="spellEnd"/>
-      <w:r>
-        <w:rPr>
-          <w:rFonts w:asciiTheme="minorHAnsi" w:eastAsia="Arial" w:hAnsiTheme="minorHAnsi" w:cstheme="minorHAnsi"/>
-          <w:sz w:val="28"/>
-          <w:szCs w:val="28"/>
-        </w:rPr>
-        <w:t xml:space="preserve"> та </w:t>
-      </w:r>
-      <w:proofErr w:type="spellStart"/>
-      <w:r>
-        <w:rPr>
-          <w:rFonts w:asciiTheme="minorHAnsi" w:eastAsia="Arial" w:hAnsiTheme="minorHAnsi" w:cstheme="minorHAnsi"/>
-          <w:sz w:val="28"/>
-          <w:szCs w:val="28"/>
-        </w:rPr>
-        <w:t>delete</w:t>
-      </w:r>
-      <w:proofErr w:type="spellEnd"/>
-      <w:r>
-        <w:rPr>
-          <w:rFonts w:asciiTheme="minorHAnsi" w:eastAsia="Arial" w:hAnsiTheme="minorHAnsi" w:cstheme="minorHAnsi"/>
-          <w:sz w:val="28"/>
-          <w:szCs w:val="28"/>
-        </w:rPr>
-        <w:t xml:space="preserve"> для динамічного створення об'єктів.</w:t>
+        <w:t>деструктора</w:t>
+      </w:r>
+      <w:r>
+        <w:rPr>
+          <w:rFonts w:asciiTheme="minorHAnsi" w:eastAsia="Arial" w:hAnsiTheme="minorHAnsi" w:cstheme="minorHAnsi"/>
+          <w:sz w:val="28"/>
+          <w:szCs w:val="28"/>
+        </w:rPr>
+        <w:t>ми, модифікаторами доступу public та private, а також оператором new та delete для динамічного створення об'єктів.</w:t>
       </w:r>
     </w:p>
     <w:sectPr>
